--- a/teoria/documentacion/Entrevista y demostracion modulo 1 Belazquez y Serrano.docx
+++ b/teoria/documentacion/Entrevista y demostracion modulo 1 Belazquez y Serrano.docx
@@ -251,16 +251,40 @@
           <w:bCs/>
           <w:lang w:val="es-ES"/>
         </w:rPr>
-        <w:t>Entrevista y</w:t>
-      </w:r>
+        <w:t>Entrevista y demostración (Primer módulo)</w:t>
+      </w:r>
+    </w:p>
+    <w:p>
+      <w:pPr>
+        <w:jc w:val="center"/>
+        <w:rPr>
+          <w:rFonts w:ascii="Times New Roman" w:hAnsi="Times New Roman" w:cs="Times New Roman"/>
+        </w:rPr>
+      </w:pPr>
+    </w:p>
+    <w:p>
+      <w:pPr>
+        <w:jc w:val="center"/>
+        <w:rPr>
+          <w:rFonts w:ascii="Times New Roman" w:hAnsi="Times New Roman" w:cs="Times New Roman"/>
+        </w:rPr>
+      </w:pPr>
+    </w:p>
+    <w:p>
+      <w:pPr>
+        <w:jc w:val="center"/>
+        <w:rPr>
+          <w:rFonts w:ascii="Times New Roman" w:hAnsi="Times New Roman" w:cs="Times New Roman"/>
+        </w:rPr>
+      </w:pPr>
       <w:r>
         <w:rPr>
           <w:rFonts w:ascii="Times New Roman" w:hAnsi="Times New Roman" w:cs="Times New Roman"/>
           <w:b/>
           <w:bCs/>
-          <w:lang w:val="es-ES"/>
-        </w:rPr>
-        <w:t xml:space="preserve"> demostración (Primer módulo)</w:t>
+          <w:lang w:val="es-419"/>
+        </w:rPr>
+        <w:t>Alumnos:</w:t>
       </w:r>
     </w:p>
     <w:p>
@@ -270,20 +294,107 @@
           <w:rFonts w:ascii="Times New Roman" w:hAnsi="Times New Roman" w:cs="Times New Roman"/>
         </w:rPr>
       </w:pPr>
+      <w:r>
+        <w:rPr>
+          <w:rFonts w:ascii="Times New Roman" w:hAnsi="Times New Roman" w:cs="Times New Roman"/>
+          <w:lang w:val="es-419"/>
+        </w:rPr>
+        <w:t>Belazquez, Agustín Lautaro: 46.066.193</w:t>
+      </w:r>
     </w:p>
     <w:p>
       <w:pPr>
         <w:jc w:val="center"/>
         <w:rPr>
           <w:rFonts w:ascii="Times New Roman" w:hAnsi="Times New Roman" w:cs="Times New Roman"/>
-        </w:rPr>
-      </w:pPr>
-    </w:p>
-    <w:p>
-      <w:pPr>
-        <w:jc w:val="center"/>
-        <w:rPr>
-          <w:rFonts w:ascii="Times New Roman" w:hAnsi="Times New Roman" w:cs="Times New Roman"/>
+          <w:lang w:val="es-419"/>
+        </w:rPr>
+      </w:pPr>
+      <w:r>
+        <w:rPr>
+          <w:rFonts w:ascii="Times New Roman" w:hAnsi="Times New Roman" w:cs="Times New Roman"/>
+          <w:lang w:val="es-419"/>
+        </w:rPr>
+        <w:t>Serrano, Ulises Iván: 46.321.938</w:t>
+      </w:r>
+    </w:p>
+    <w:p>
+      <w:pPr>
+        <w:rPr>
+          <w:rFonts w:ascii="Times New Roman" w:hAnsi="Times New Roman" w:cs="Times New Roman"/>
+          <w:lang w:val="es-419"/>
+        </w:rPr>
+      </w:pPr>
+    </w:p>
+    <w:p>
+      <w:pPr>
+        <w:rPr>
+          <w:rFonts w:ascii="Times New Roman" w:hAnsi="Times New Roman" w:cs="Times New Roman"/>
+          <w:lang w:val="es-419"/>
+        </w:rPr>
+      </w:pPr>
+    </w:p>
+    <w:p>
+      <w:pPr>
+        <w:rPr>
+          <w:rFonts w:ascii="Times New Roman" w:hAnsi="Times New Roman" w:cs="Times New Roman"/>
+          <w:lang w:val="es-419"/>
+        </w:rPr>
+      </w:pPr>
+    </w:p>
+    <w:p>
+      <w:pPr>
+        <w:rPr>
+          <w:rFonts w:ascii="Times New Roman" w:hAnsi="Times New Roman" w:cs="Times New Roman"/>
+          <w:lang w:val="es-419"/>
+        </w:rPr>
+      </w:pPr>
+    </w:p>
+    <w:p>
+      <w:pPr>
+        <w:rPr>
+          <w:rFonts w:ascii="Times New Roman" w:hAnsi="Times New Roman" w:cs="Times New Roman"/>
+          <w:lang w:val="es-419"/>
+        </w:rPr>
+      </w:pPr>
+    </w:p>
+    <w:p>
+      <w:pPr>
+        <w:rPr>
+          <w:rFonts w:ascii="Times New Roman" w:hAnsi="Times New Roman" w:cs="Times New Roman"/>
+          <w:lang w:val="es-419"/>
+        </w:rPr>
+      </w:pPr>
+    </w:p>
+    <w:p>
+      <w:pPr>
+        <w:rPr>
+          <w:rFonts w:ascii="Times New Roman" w:hAnsi="Times New Roman" w:cs="Times New Roman"/>
+          <w:lang w:val="es-419"/>
+        </w:rPr>
+      </w:pPr>
+    </w:p>
+    <w:p>
+      <w:pPr>
+        <w:rPr>
+          <w:rFonts w:ascii="Times New Roman" w:hAnsi="Times New Roman" w:cs="Times New Roman"/>
+          <w:lang w:val="es-419"/>
+        </w:rPr>
+      </w:pPr>
+    </w:p>
+    <w:p>
+      <w:pPr>
+        <w:rPr>
+          <w:rFonts w:ascii="Times New Roman" w:hAnsi="Times New Roman" w:cs="Times New Roman"/>
+          <w:lang w:val="es-419"/>
+        </w:rPr>
+      </w:pPr>
+    </w:p>
+    <w:p>
+      <w:pPr>
+        <w:rPr>
+          <w:rFonts w:ascii="Times New Roman" w:hAnsi="Times New Roman" w:cs="Times New Roman"/>
+          <w:lang w:val="es-419"/>
         </w:rPr>
       </w:pPr>
       <w:r>
@@ -293,310 +404,213 @@
           <w:bCs/>
           <w:lang w:val="es-419"/>
         </w:rPr>
-        <w:t>Alumnos:</w:t>
-      </w:r>
-    </w:p>
-    <w:p>
-      <w:pPr>
-        <w:jc w:val="center"/>
-        <w:rPr>
-          <w:rFonts w:ascii="Times New Roman" w:hAnsi="Times New Roman" w:cs="Times New Roman"/>
-        </w:rPr>
-      </w:pPr>
-      <w:r>
-        <w:rPr>
-          <w:rFonts w:ascii="Times New Roman" w:hAnsi="Times New Roman" w:cs="Times New Roman"/>
-          <w:lang w:val="es-419"/>
-        </w:rPr>
-        <w:t>Belazquez, Agustín Lautaro: 46.066.193</w:t>
-      </w:r>
-    </w:p>
-    <w:p>
-      <w:pPr>
-        <w:jc w:val="center"/>
-        <w:rPr>
-          <w:rFonts w:ascii="Times New Roman" w:hAnsi="Times New Roman" w:cs="Times New Roman"/>
-          <w:lang w:val="es-419"/>
-        </w:rPr>
-      </w:pPr>
-      <w:r>
-        <w:rPr>
-          <w:rFonts w:ascii="Times New Roman" w:hAnsi="Times New Roman" w:cs="Times New Roman"/>
-          <w:lang w:val="es-419"/>
-        </w:rPr>
-        <w:t>Serrano, Ulises Iván: 46.321.938</w:t>
-      </w:r>
-    </w:p>
-    <w:p>
-      <w:pPr>
-        <w:rPr>
-          <w:lang w:val="es-419"/>
-        </w:rPr>
-      </w:pPr>
-    </w:p>
-    <w:p>
-      <w:pPr>
-        <w:rPr>
-          <w:lang w:val="es-419"/>
-        </w:rPr>
-      </w:pPr>
-    </w:p>
-    <w:p>
-      <w:pPr>
-        <w:rPr>
-          <w:lang w:val="es-419"/>
-        </w:rPr>
-      </w:pPr>
-    </w:p>
-    <w:p>
-      <w:pPr>
-        <w:rPr>
-          <w:lang w:val="es-419"/>
-        </w:rPr>
-      </w:pPr>
-    </w:p>
-    <w:p>
-      <w:pPr>
-        <w:rPr>
-          <w:lang w:val="es-419"/>
-        </w:rPr>
-      </w:pPr>
-    </w:p>
-    <w:p>
-      <w:pPr>
-        <w:rPr>
-          <w:lang w:val="es-419"/>
-        </w:rPr>
-      </w:pPr>
-    </w:p>
-    <w:p>
-      <w:pPr>
-        <w:rPr>
-          <w:lang w:val="es-419"/>
-        </w:rPr>
-      </w:pPr>
-    </w:p>
-    <w:p>
-      <w:pPr>
-        <w:rPr>
-          <w:lang w:val="es-419"/>
-        </w:rPr>
-      </w:pPr>
-    </w:p>
-    <w:p>
-      <w:pPr>
-        <w:rPr>
-          <w:lang w:val="es-419"/>
-        </w:rPr>
-      </w:pPr>
-    </w:p>
-    <w:p>
-      <w:pPr>
-        <w:rPr>
-          <w:lang w:val="es-419"/>
-        </w:rPr>
-      </w:pPr>
-      <w:r>
-        <w:rPr>
+        <w:lastRenderedPageBreak/>
+        <w:t>Objetivo de la entrevista</w:t>
+      </w:r>
+    </w:p>
+    <w:p>
+      <w:pPr>
+        <w:rPr>
+          <w:rFonts w:ascii="Times New Roman" w:hAnsi="Times New Roman" w:cs="Times New Roman"/>
+          <w:lang w:val="es-419"/>
+        </w:rPr>
+      </w:pPr>
+      <w:r>
+        <w:rPr>
+          <w:rFonts w:ascii="Times New Roman" w:hAnsi="Times New Roman" w:cs="Times New Roman"/>
+          <w:lang w:val="es-419"/>
+        </w:rPr>
+        <w:t>Presentar el avance del sistema, relevar la opinión del cliente sobre las funcionalidades desarrolladas y confirmar las prioridades para la siguiente etapa del proyecto.</w:t>
+      </w:r>
+    </w:p>
+    <w:p>
+      <w:pPr>
+        <w:rPr>
+          <w:rFonts w:ascii="Times New Roman" w:hAnsi="Times New Roman" w:cs="Times New Roman"/>
+          <w:lang w:val="es-419"/>
+        </w:rPr>
+      </w:pPr>
+      <w:r>
+        <w:rPr>
+          <w:rFonts w:ascii="Times New Roman" w:hAnsi="Times New Roman" w:cs="Times New Roman"/>
           <w:b/>
           <w:bCs/>
           <w:lang w:val="es-419"/>
         </w:rPr>
-        <w:lastRenderedPageBreak/>
-        <w:t>Objetivo de la entrevista</w:t>
-      </w:r>
-    </w:p>
-    <w:p>
-      <w:pPr>
-        <w:rPr>
-          <w:lang w:val="es-419"/>
-        </w:rPr>
-      </w:pPr>
-      <w:r>
-        <w:rPr>
-          <w:lang w:val="es-419"/>
-        </w:rPr>
-        <w:t>Presentar el avance del sistema, relevar la opinión del cliente sobre las funcionalidades desarrolladas y confirmar las prioridades para la siguiente etapa del proyecto.</w:t>
-      </w:r>
-    </w:p>
-    <w:p>
-      <w:pPr>
-        <w:rPr>
-          <w:lang w:val="es-419"/>
-        </w:rPr>
-      </w:pPr>
-      <w:r>
-        <w:rPr>
+        <w:t>Transcripción</w:t>
+      </w:r>
+    </w:p>
+    <w:p>
+      <w:pPr>
+        <w:rPr>
+          <w:rFonts w:ascii="Times New Roman" w:hAnsi="Times New Roman" w:cs="Times New Roman"/>
+          <w:lang w:val="es-419"/>
+        </w:rPr>
+      </w:pPr>
+      <w:r>
+        <w:rPr>
+          <w:rFonts w:ascii="Times New Roman" w:hAnsi="Times New Roman" w:cs="Times New Roman"/>
           <w:b/>
           <w:bCs/>
           <w:lang w:val="es-419"/>
         </w:rPr>
-        <w:t>Transcripción</w:t>
-      </w:r>
-    </w:p>
-    <w:p>
-      <w:pPr>
-        <w:rPr>
-          <w:lang w:val="es-419"/>
-        </w:rPr>
-      </w:pPr>
-      <w:r>
-        <w:rPr>
+        <w:t xml:space="preserve">Equipo de desarrollo: </w:t>
+      </w:r>
+      <w:r>
+        <w:rPr>
+          <w:rFonts w:ascii="Times New Roman" w:hAnsi="Times New Roman" w:cs="Times New Roman"/>
+          <w:lang w:val="es-419"/>
+        </w:rPr>
+        <w:t>Queríamos mostrarle el avance actual. El sistema ya permite administrar clientes, planes, servicios, cuotas, pagos, cuentas receptoras y usuarios. También se puede consultar la cuenta corriente y buscar rápidamente por nombre, documento o teléfono de WhatsApp.</w:t>
+      </w:r>
+    </w:p>
+    <w:p>
+      <w:pPr>
+        <w:rPr>
+          <w:rFonts w:ascii="Times New Roman" w:hAnsi="Times New Roman" w:cs="Times New Roman"/>
+          <w:lang w:val="es-419"/>
+        </w:rPr>
+      </w:pPr>
+      <w:r>
+        <w:rPr>
+          <w:rFonts w:ascii="Times New Roman" w:hAnsi="Times New Roman" w:cs="Times New Roman"/>
           <w:b/>
           <w:bCs/>
           <w:lang w:val="es-419"/>
         </w:rPr>
-        <w:t xml:space="preserve">Equipo de desarrollo: </w:t>
-      </w:r>
-      <w:r>
-        <w:rPr>
-          <w:lang w:val="es-419"/>
-        </w:rPr>
-        <w:t>Queríamos mostrarle el avance actual. El sistema ya permite administrar clientes, planes, servicios, cuotas, pagos, cuentas receptoras y usuarios. También se puede consultar la cuenta corriente y buscar rápidamente por nombre, documento o teléfono de WhatsApp.</w:t>
-      </w:r>
-    </w:p>
-    <w:p>
-      <w:pPr>
-        <w:rPr>
-          <w:lang w:val="es-419"/>
-        </w:rPr>
-      </w:pPr>
-      <w:r>
-        <w:rPr>
+        <w:t xml:space="preserve">Cliente: </w:t>
+      </w:r>
+      <w:r>
+        <w:rPr>
+          <w:rFonts w:ascii="Times New Roman" w:hAnsi="Times New Roman" w:cs="Times New Roman"/>
+          <w:lang w:val="es-419"/>
+        </w:rPr>
+        <w:t>Me parece muy útil, especialmente porque hoy mucha de esa información se consulta de manera manual. Poder tener los datos del cliente, su servicio y sus vencimientos en un mismo lugar ayudaría bastante a trabajar más ordenados.</w:t>
+      </w:r>
+    </w:p>
+    <w:p>
+      <w:pPr>
+        <w:rPr>
+          <w:rFonts w:ascii="Times New Roman" w:hAnsi="Times New Roman" w:cs="Times New Roman"/>
+          <w:lang w:val="es-419"/>
+        </w:rPr>
+      </w:pPr>
+      <w:r>
+        <w:rPr>
+          <w:rFonts w:ascii="Times New Roman" w:hAnsi="Times New Roman" w:cs="Times New Roman"/>
           <w:b/>
           <w:bCs/>
           <w:lang w:val="es-419"/>
         </w:rPr>
-        <w:t xml:space="preserve">Cliente: </w:t>
-      </w:r>
-      <w:r>
-        <w:rPr>
-          <w:lang w:val="es-419"/>
-        </w:rPr>
-        <w:t>Me parece muy útil, especialmente porque hoy mucha de esa información se consulta de manera manual. Poder tener los datos del cliente, su servicio y sus vencimientos en un mismo lugar ayudaría bastante a trabajar más ordenados.</w:t>
-      </w:r>
-    </w:p>
-    <w:p>
-      <w:pPr>
-        <w:rPr>
-          <w:lang w:val="es-419"/>
-        </w:rPr>
-      </w:pPr>
-      <w:r>
-        <w:rPr>
+        <w:t xml:space="preserve">Equipo de desarrollo: </w:t>
+      </w:r>
+      <w:r>
+        <w:rPr>
+          <w:rFonts w:ascii="Times New Roman" w:hAnsi="Times New Roman" w:cs="Times New Roman"/>
+          <w:lang w:val="es-419"/>
+        </w:rPr>
+        <w:t>Cada cliente puede tener uno o más servicios. Para cada uno se registra el plan, la dirección de instalación, el vencimiento, la IP y la MAC cuando correspondan. La cuenta corriente muestra las cuotas pendientes, vencidas y pagadas.</w:t>
+      </w:r>
+    </w:p>
+    <w:p>
+      <w:pPr>
+        <w:rPr>
+          <w:rFonts w:ascii="Times New Roman" w:hAnsi="Times New Roman" w:cs="Times New Roman"/>
+          <w:lang w:val="es-419"/>
+        </w:rPr>
+      </w:pPr>
+      <w:r>
+        <w:rPr>
+          <w:rFonts w:ascii="Times New Roman" w:hAnsi="Times New Roman" w:cs="Times New Roman"/>
           <w:b/>
           <w:bCs/>
           <w:lang w:val="es-419"/>
         </w:rPr>
-        <w:t xml:space="preserve">Equipo de desarrollo: </w:t>
-      </w:r>
-      <w:r>
-        <w:rPr>
-          <w:lang w:val="es-419"/>
-        </w:rPr>
-        <w:t>Cada cliente puede tener uno o más servicios. Para cada uno se registra el plan, la dirección de instalación, el vencimiento, la IP y la MAC cuando correspondan. La cuenta corriente muestra las cuotas pendientes, vencidas y pagadas.</w:t>
-      </w:r>
-    </w:p>
-    <w:p>
-      <w:pPr>
-        <w:rPr>
-          <w:lang w:val="es-419"/>
-        </w:rPr>
-      </w:pPr>
-      <w:r>
-        <w:rPr>
+        <w:t xml:space="preserve">Cliente: </w:t>
+      </w:r>
+      <w:r>
+        <w:rPr>
+          <w:rFonts w:ascii="Times New Roman" w:hAnsi="Times New Roman" w:cs="Times New Roman"/>
+          <w:lang w:val="es-419"/>
+        </w:rPr>
+        <w:t>Eso es importante porque muchas veces necesitamos verificar rápido si una persona está al día o tiene una cuota pendiente. También está bueno que el domicilio de contacto quede separado del lugar donde se instaló el servicio.</w:t>
+      </w:r>
+    </w:p>
+    <w:p>
+      <w:pPr>
+        <w:rPr>
+          <w:rFonts w:ascii="Times New Roman" w:hAnsi="Times New Roman" w:cs="Times New Roman"/>
+          <w:lang w:val="es-419"/>
+        </w:rPr>
+      </w:pPr>
+      <w:r>
+        <w:rPr>
+          <w:rFonts w:ascii="Times New Roman" w:hAnsi="Times New Roman" w:cs="Times New Roman"/>
           <w:b/>
           <w:bCs/>
           <w:lang w:val="es-419"/>
         </w:rPr>
-        <w:t xml:space="preserve">Cliente: </w:t>
-      </w:r>
-      <w:r>
-        <w:rPr>
-          <w:lang w:val="es-419"/>
-        </w:rPr>
-        <w:t>Eso es importante porque muchas veces necesitamos verificar rápido si una persona está al día o tiene una cuota pendiente. También está bueno que el domicilio de contacto quede separado del lugar donde se instaló el servicio.</w:t>
-      </w:r>
-    </w:p>
-    <w:p>
-      <w:pPr>
-        <w:rPr>
-          <w:lang w:val="es-419"/>
-        </w:rPr>
-      </w:pPr>
-      <w:r>
-        <w:rPr>
+        <w:t xml:space="preserve">Equipo de desarrollo: </w:t>
+      </w:r>
+      <w:r>
+        <w:rPr>
+          <w:rFonts w:ascii="Times New Roman" w:hAnsi="Times New Roman" w:cs="Times New Roman"/>
+          <w:lang w:val="es-419"/>
+        </w:rPr>
+        <w:t>La siguiente etapa será el bot de WhatsApp. Guardará las conversaciones, identificará al cliente por teléfono o documento y permitirá que una persona continúe la atención. También podrá informar el estado de cuenta, registrar reclamos y recibir comprobantes de pago para validación.</w:t>
+      </w:r>
+    </w:p>
+    <w:p>
+      <w:pPr>
+        <w:rPr>
+          <w:rFonts w:ascii="Times New Roman" w:hAnsi="Times New Roman" w:cs="Times New Roman"/>
+          <w:lang w:val="es-419"/>
+        </w:rPr>
+      </w:pPr>
+      <w:r>
+        <w:rPr>
+          <w:rFonts w:ascii="Times New Roman" w:hAnsi="Times New Roman" w:cs="Times New Roman"/>
           <w:b/>
           <w:bCs/>
           <w:lang w:val="es-419"/>
         </w:rPr>
-        <w:t xml:space="preserve">Equipo de desarrollo: </w:t>
-      </w:r>
-      <w:r>
-        <w:rPr>
-          <w:lang w:val="es-419"/>
-        </w:rPr>
-        <w:t xml:space="preserve">La siguiente etapa será el </w:t>
-      </w:r>
-      <w:proofErr w:type="spellStart"/>
-      <w:r>
-        <w:rPr>
-          <w:lang w:val="es-419"/>
-        </w:rPr>
-        <w:t>bot</w:t>
-      </w:r>
-      <w:proofErr w:type="spellEnd"/>
-      <w:r>
-        <w:rPr>
-          <w:lang w:val="es-419"/>
-        </w:rPr>
-        <w:t xml:space="preserve"> de WhatsApp. Guardará las conversaciones, identificará al cliente por teléfono o documento y permitirá que una persona continúe la atención. También podrá informar el estado de cuenta, registrar reclamos y recibir comprobantes de pago para validación.</w:t>
-      </w:r>
-    </w:p>
-    <w:p>
-      <w:pPr>
-        <w:rPr>
-          <w:lang w:val="es-419"/>
-        </w:rPr>
-      </w:pPr>
-      <w:r>
-        <w:rPr>
+        <w:t xml:space="preserve">Cliente: </w:t>
+      </w:r>
+      <w:r>
+        <w:rPr>
+          <w:rFonts w:ascii="Times New Roman" w:hAnsi="Times New Roman" w:cs="Times New Roman"/>
+          <w:lang w:val="es-419"/>
+        </w:rPr>
+        <w:t>Me gusta la idea porque WhatsApp es el canal que más usan los clientes. Ayudaría a ordenar reclamos, evitar comprobantes repetidos y responder consultas simples sin demoras. Lo principal es que el mensaje sea claro y que un empleado pueda continuar la conversación sin perder lo que ya se habló. La pantalla se entiende bien y el enfoque del sistema es el que necesitamos.</w:t>
+      </w:r>
+    </w:p>
+    <w:p>
+      <w:pPr>
+        <w:rPr>
+          <w:rFonts w:ascii="Times New Roman" w:hAnsi="Times New Roman" w:cs="Times New Roman"/>
+          <w:lang w:val="es-419"/>
+        </w:rPr>
+      </w:pPr>
+      <w:r>
+        <w:rPr>
+          <w:rFonts w:ascii="Times New Roman" w:hAnsi="Times New Roman" w:cs="Times New Roman"/>
           <w:b/>
           <w:bCs/>
           <w:lang w:val="es-419"/>
         </w:rPr>
-        <w:t xml:space="preserve">Cliente: </w:t>
-      </w:r>
-      <w:r>
-        <w:rPr>
-          <w:lang w:val="es-419"/>
-        </w:rPr>
-        <w:t>Me gusta la idea porque WhatsApp es el canal que más usan los clientes. Ayudaría a ordenar reclamos, evitar comprobantes repetidos y responder consultas simples sin demoras. Lo principal es que el mensaje sea claro y que un empleado pueda continuar la conversación sin perder lo que ya se habló. La pantalla se entiende bien y el enfoque del sistema es el que necesitamos.</w:t>
-      </w:r>
-    </w:p>
-    <w:p>
-      <w:pPr>
-        <w:rPr>
-          <w:lang w:val="es-419"/>
-        </w:rPr>
-      </w:pPr>
-      <w:r>
-        <w:rPr>
-          <w:b/>
-          <w:bCs/>
-          <w:lang w:val="es-419"/>
-        </w:rPr>
         <w:t>Conclusiones y acuerdos</w:t>
       </w:r>
     </w:p>
     <w:p>
       <w:pPr>
         <w:rPr>
-          <w:lang w:val="es-419"/>
-        </w:rPr>
-      </w:pPr>
-      <w:r>
-        <w:rPr>
+          <w:rFonts w:ascii="Times New Roman" w:hAnsi="Times New Roman" w:cs="Times New Roman"/>
+          <w:lang w:val="es-419"/>
+        </w:rPr>
+      </w:pPr>
+      <w:r>
+        <w:rPr>
+          <w:rFonts w:ascii="Times New Roman" w:hAnsi="Times New Roman" w:cs="Times New Roman"/>
           <w:lang w:val="es-419"/>
         </w:rPr>
         <w:t>El cliente expresó una valoración favorable sobre la organización de la información y la facilidad para consultar datos operativos.</w:t>
@@ -605,11 +619,13 @@
     <w:p>
       <w:pPr>
         <w:rPr>
-          <w:lang w:val="es-419"/>
-        </w:rPr>
-      </w:pPr>
-      <w:r>
-        <w:rPr>
+          <w:rFonts w:ascii="Times New Roman" w:hAnsi="Times New Roman" w:cs="Times New Roman"/>
+          <w:lang w:val="es-419"/>
+        </w:rPr>
+      </w:pPr>
+      <w:r>
+        <w:rPr>
+          <w:rFonts w:ascii="Times New Roman" w:hAnsi="Times New Roman" w:cs="Times New Roman"/>
           <w:lang w:val="es-419"/>
         </w:rPr>
         <w:t>Se acordó mantener una interfaz simple, con lenguaje claro y datos accesibles para personal no técnico.</w:t>
@@ -618,20 +634,22 @@
     <w:p>
       <w:pPr>
         <w:rPr>
-          <w:lang w:val="es-419"/>
-        </w:rPr>
-      </w:pPr>
-      <w:r>
-        <w:rPr>
-          <w:lang w:val="es-419"/>
-        </w:rPr>
-        <w:lastRenderedPageBreak/>
+          <w:rFonts w:ascii="Times New Roman" w:hAnsi="Times New Roman" w:cs="Times New Roman"/>
+          <w:lang w:val="es-419"/>
+        </w:rPr>
+      </w:pPr>
+      <w:r>
+        <w:rPr>
+          <w:rFonts w:ascii="Times New Roman" w:hAnsi="Times New Roman" w:cs="Times New Roman"/>
+          <w:lang w:val="es-419"/>
+        </w:rPr>
         <w:t>Se confirmó como prioridad continuar con WhatsApp, el historial de conversaciones, la consulta de cuenta corriente, la derivación a atención humana, los comprobantes y los tickets.</w:t>
       </w:r>
     </w:p>
     <w:p>
       <w:pPr>
         <w:rPr>
+          <w:rFonts w:ascii="Times New Roman" w:hAnsi="Times New Roman" w:cs="Times New Roman"/>
           <w:lang w:val="es-419"/>
         </w:rPr>
       </w:pPr>
@@ -1253,6 +1271,7 @@
   <w:style w:type="character" w:default="1" w:styleId="Fuentedeprrafopredeter">
     <w:name w:val="Default Paragraph Font"/>
     <w:uiPriority w:val="1"/>
+    <w:semiHidden/>
     <w:unhideWhenUsed/>
   </w:style>
   <w:style w:type="table" w:default="1" w:styleId="Tablanormal">
